--- a/MASY1800_ET_Agent_Scaffold_v1_0/agents/disruption_agent/deliverables/03_AI_Use_and_Verification_Note.docx
+++ b/MASY1800_ET_Agent_Scaffold_v1_0/agents/disruption_agent/deliverables/03_AI_Use_and_Verification_Note.docx
@@ -12,22 +12,27 @@
     </w:p>
     <w:p>
       <w:r>
-        <w:t>ChatGPT/Codex helped translate the course framework into specialist instructions, design explicit hypothetical cases, organize source checking and prepare prompt packets. The student supplied three initial ChatGPT-generated JSON responses and a testing note. Codex preserved those files unchanged, recorded hashes, and independently reran the supplied validator plus full Draft 2020-12 schema checks. All three passed structure checks; substantive review nevertheless identified unsupported impact timing, assessment-object drift and a copied organization-specific counterargument.</w:t>
+        <w:t>ChatGPT/Codex helped translate course concepts into specialist instructions, design explicit hypothetical cases, check original sources, generate prompt packets and draft English reports. The student supplied three initial ChatGPT outputs and three revised outputs. The v1 handoff explicitly describes generation in ONE ChatGPT conversation from revised packet specifications, not three independent fresh-chat executions. Codex did not witness the model sessions or an API call; exact transcript/settings and literal full-packet execution are not independently established.</w:t>
       </w:r>
     </w:p>
     <w:p>
       <w:r>
-        <w:t>Consequential claims were checked against original-source passages retrieved earlier in the workflow: NBER WP 31161, November 2023 revision (abstract, system description, limitations); SBA's official market-research guidance; and NIST AI 600-1 sections 2.2, 2.4 and 2.7. The current review compared the responses with those saved originals, not with model memory or a fresh independent web search. NBER's 14% customer-support result is not a consulting savings estimate. An older NBER revision differs in its novice-worker estimate; the evidence freezes the November version. HBS returned 403 and is not used. The course chapter supplies the conceptual framework, not verified contemporary market statistics.</w:t>
+        <w:t>All six JSON outputs and both handoff notes were preserved byte-for-byte, with archive/file SHA-256 manifests. Codex independently ran the instructor validator and full Draft 2020-12 schema checks: all six passed structure checks. The common scaffold and original file hashes remain intact. Structural success was not treated as analytical correctness.</w:t>
       </w:r>
     </w:p>
     <w:p>
       <w:r>
-        <w:t>No client interviews, financials, price tests, consulting productivity studies or observed market-entry outcomes were fabricated. Firm attributes are scenario assumptions; impact forecasts remain conditional/undetermined. Proposed numerical pilot triggers are not empirical findings.</w:t>
+        <w:t>The source basis was checked against original NBER WP 31161 November 2023 passages (abstract, system and limitations), SBA market-research guidance, and NIST AI 600-1 sections 2.2, 2.4 and 2.7. Subsequent output reviews used these archived originals, not a new web search or model memory. NBER's 14% customer-support result is not consulting savings. An older revision differs in its novice-worker statistic; the evidence freezes the November version. HBS returned 403 and is excluded. The course chapter provides the conceptual framework, not independently verified current market statistics.</w:t>
       </w:r>
     </w:p>
     <w:p>
       <w:r>
-        <w:t>Codex preserved the exact v0 prompts/instructions and revised only student-editable instructions to version 0.4-reviewed. Actual revised-model outputs have not been produced: this session cannot invoke a separate interactive ChatGPT runtime. Local rebuild/integrity checks do not substitute for a behavioral retest. Final judgments, personal reflection and revised-agent credibility require student review and the outstanding retest.</w:t>
+        <w:t>The genuine v0 weaknesses were unsupported impact timing and inconsistent assessment objects, plus a copied internal-brand counterargument. Exact excerpts and old instructions/packets were retained; only student-editable instructions were revised to 0.4. Actual v1 outputs improve timing abstention, conditionality and source precision. Scope drift is only partly corrected and dedicated counterargument arrays remain identical. These residual failures are documented, not edited out of raw JSON. Same-conversation anchoring and unrecorded settings prevent causal attribution of improvement solely to the revision.</w:t>
+      </w:r>
+    </w:p>
+    <w:p>
+      <w:r>
+        <w:t>No customer interviews, prices, margins, quantified consulting savings, field tests or pilot success were invented. Organizations are hypothetical and impact remains uncertain. Reports distinguish actual model returns, source evidence, reviewer synthesis, assumptions and proposed controls. Independent judgment and Craft Gained remain AI-assisted drafts for the student's personal review. Final package preparation does not establish real-world effectiveness or publication of a new cloud snapshot.</w:t>
       </w:r>
     </w:p>
     <w:sectPr>
@@ -48,7 +53,7 @@
       <w:pStyle w:val="Caption"/>
     </w:pPr>
     <w:r>
-      <w:t>Assignment 2 | Review draft — behavioral retest pending</w:t>
+      <w:t>Assignment 2 | Source-linked analysis and test record</w:t>
     </w:r>
   </w:p>
 </w:hdr>
